--- a/위례AI코딩챌린지/03_참가신청서_및_상상부문_활동지.docx
+++ b/위례AI코딩챌린지/03_참가신청서_및_상상부문_활동지.docx
@@ -47,7 +47,7 @@
           <w:sz w:val="17"/>
           <w:szCs w:val="17"/>
         </w:rPr>
-        <w:t xml:space="preserve">※ 구글 폼으로 신청·제출하기 어려우면 이 신청서를 써서 담임 선생님께 내요. 작품 공유 링크는 작품을 완성한 뒤 구글 폼으로 제출해요. (마감: 10. 16.(금) 오후 4시)</w:t>
+        <w:t xml:space="preserve">※ 구글 설문으로 신청·제출하기 어려우면 이 신청서를 써서 담임 선생님께 내요. 작품 공유 링크는 작품을 완성한 뒤 구글 설문으로 제출해요. (마감: 11. 6.(금) 오후 4시)</w:t>
       </w:r>
     </w:p>
     <w:tbl>
@@ -1038,7 +1038,7 @@
                 <w:sz w:val="20"/>
                 <w:szCs w:val="20"/>
               </w:rPr>
-              <w:t xml:space="preserve">2026년  10월      일</w:t>
+              <w:t xml:space="preserve">2026년        월        일</w:t>
             </w:r>
           </w:p>
           <w:p>
@@ -1202,7 +1202,7 @@
           <w:sz w:val="17"/>
           <w:szCs w:val="17"/>
         </w:rPr>
-        <w:t xml:space="preserve">※ 구글 폼으로 신청·제출하기 어려우면 이 신청서를 써서 담임 선생님께 내요. 작품 공유 링크는 작품을 완성한 뒤 구글 폼으로 제출해요. (마감: 10. 16.(금) 오후 4시)</w:t>
+        <w:t xml:space="preserve">※ 구글 설문으로 신청·제출하기 어려우면 이 신청서를 써서 담임 선생님께 내요. 작품 공유 링크는 작품을 완성한 뒤 구글 설문으로 제출해요. (마감: 11. 6.(금) 오후 4시)</w:t>
       </w:r>
     </w:p>
     <w:tbl>
@@ -2273,7 +2273,7 @@
                 <w:sz w:val="20"/>
                 <w:szCs w:val="20"/>
               </w:rPr>
-              <w:t xml:space="preserve">2026년  10월  </w:t>
+              <w:t xml:space="preserve">2026년  </w:t>
             </w:r>
             <w:r>
               <w:rPr>
@@ -2282,7 +2282,24 @@
                 <w:sz w:val="20"/>
                 <w:szCs w:val="20"/>
               </w:rPr>
-              <w:t xml:space="preserve">7</w:t>
+              <w:t xml:space="preserve">10</w:t>
+            </w:r>
+            <w:r>
+              <w:rPr>
+                <w:rFonts w:ascii="맑은 고딕" w:cs="맑은 고딕" w:eastAsia="맑은 고딕" w:hAnsi="맑은 고딕"/>
+                <w:sz w:val="20"/>
+                <w:szCs w:val="20"/>
+              </w:rPr>
+              <w:t xml:space="preserve">월  </w:t>
+            </w:r>
+            <w:r>
+              <w:rPr>
+                <w:rFonts w:ascii="맑은 고딕" w:cs="맑은 고딕" w:eastAsia="맑은 고딕" w:hAnsi="맑은 고딕"/>
+                <w:color w:val="1F4E9A"/>
+                <w:sz w:val="20"/>
+                <w:szCs w:val="20"/>
+              </w:rPr>
+              <w:t xml:space="preserve">26</w:t>
             </w:r>
             <w:r>
               <w:rPr>
@@ -3105,7 +3122,7 @@
           <w:sz w:val="24"/>
           <w:szCs w:val="24"/>
         </w:rPr>
-        <w:t xml:space="preserve">다 하면 10월 16일(금)까지 담임 선생님께 내요!</w:t>
+        <w:t xml:space="preserve">다 하면 11월 6일(금)까지 담임 선생님께 내요!</w:t>
       </w:r>
     </w:p>
     <w:p>
@@ -3994,7 +4011,7 @@
           <w:sz w:val="24"/>
           <w:szCs w:val="24"/>
         </w:rPr>
-        <w:t xml:space="preserve">다 하면 10월 16일(금)까지 담임 선생님께 내요!</w:t>
+        <w:t xml:space="preserve">다 하면 11월 6일(금)까지 담임 선생님께 내요!</w:t>
       </w:r>
     </w:p>
     <w:sectPr>
